--- a/public/fun/forms/이력서_CRM·그로스마케터_1_정석형.docx
+++ b/public/fun/forms/이력서_CRM·그로스마케터_1_정석형.docx
@@ -241,6 +241,239 @@
           <w:tcPr>
             <w:tcW w:type="dxa" w:w="9150"/>
             <w:gridSpan w:val="3"/>
+            <w:vAlign w:val="center"/>
+          </w:tcPr>
+          <w:p/>
+        </w:tc>
+      </w:tr>
+    </w:tbl>
+    <w:p>
+      <w:pPr>
+        <w:keepNext/>
+        <w:pBdr>
+          <w:left w:val="single" w:sz="36" w:space="6" w:color="59437F"/>
+        </w:pBdr>
+        <w:spacing w:before="240" w:after="80"/>
+        <w:ind w:left="140"/>
+        <w:jc w:val="left"/>
+      </w:pPr>
+      <w:r>
+        <w:rPr>
+          <w:rFonts w:ascii="바탕" w:hAnsi="바탕" w:eastAsia="바탕" w:cs="바탕"/>
+          <w:b/>
+          <w:color w:val="33244C"/>
+          <w:sz w:val="22"/>
+        </w:rPr>
+        <w:t>경력 · 학력 · 자격</w:t>
+      </w:r>
+    </w:p>
+    <w:tbl>
+      <w:tblPr>
+        <w:tblW w:w="10350" w:type="dxa"/>
+        <w:jc w:val="left"/>
+        <w:tblBorders>
+          <w:top w:val="single" w:sz="4" w:space="0" w:color="CAC3D5"/>
+          <w:left w:val="single" w:sz="4" w:space="0" w:color="CAC3D5"/>
+          <w:bottom w:val="single" w:sz="4" w:space="0" w:color="CAC3D5"/>
+          <w:right w:val="single" w:sz="4" w:space="0" w:color="CAC3D5"/>
+          <w:insideH w:val="single" w:sz="4" w:space="0" w:color="CAC3D5"/>
+          <w:insideV w:val="single" w:sz="4" w:space="0" w:color="CAC3D5"/>
+        </w:tblBorders>
+        <w:tblLayout w:type="fixed"/>
+        <w:tblCellMar>
+          <w:top w:w="40" w:type="dxa"/>
+          <w:left w:w="80" w:type="dxa"/>
+          <w:bottom w:w="40" w:type="dxa"/>
+          <w:right w:w="80" w:type="dxa"/>
+        </w:tblCellMar>
+        <w:tblLook w:firstColumn="1" w:firstRow="1" w:lastColumn="0" w:lastRow="0" w:noHBand="0" w:noVBand="1" w:val="04A0"/>
+      </w:tblPr>
+      <w:tblGrid>
+        <w:gridCol w:w="2070"/>
+        <w:gridCol w:w="4140"/>
+        <w:gridCol w:w="4140"/>
+      </w:tblGrid>
+      <w:tr>
+        <w:trPr>
+          <w:trHeight w:val="420" w:hRule="atLeast"/>
+          <w:cantSplit/>
+        </w:trPr>
+        <w:tc>
+          <w:tcPr>
+            <w:tcW w:type="dxa" w:w="2070"/>
+            <w:shd w:val="clear" w:color="auto" w:fill="F3F1F6"/>
+            <w:vAlign w:val="center"/>
+          </w:tcPr>
+          <w:p>
+            <w:pPr>
+              <w:spacing w:before="0" w:after="0"/>
+              <w:jc w:val="center"/>
+            </w:pPr>
+            <w:r>
+              <w:rPr>
+                <w:b/>
+                <w:color w:val="33244C"/>
+                <w:sz w:val="19"/>
+              </w:rPr>
+              <w:t>기 간</w:t>
+            </w:r>
+          </w:p>
+        </w:tc>
+        <w:tc>
+          <w:tcPr>
+            <w:tcW w:type="dxa" w:w="4140"/>
+            <w:shd w:val="clear" w:color="auto" w:fill="F3F1F6"/>
+            <w:vAlign w:val="center"/>
+          </w:tcPr>
+          <w:p>
+            <w:pPr>
+              <w:spacing w:before="0" w:after="0"/>
+              <w:jc w:val="center"/>
+            </w:pPr>
+            <w:r>
+              <w:rPr>
+                <w:b/>
+                <w:color w:val="33244C"/>
+                <w:sz w:val="19"/>
+              </w:rPr>
+              <w:t>학교 / 기관</w:t>
+            </w:r>
+          </w:p>
+        </w:tc>
+        <w:tc>
+          <w:tcPr>
+            <w:tcW w:type="dxa" w:w="4140"/>
+            <w:shd w:val="clear" w:color="auto" w:fill="F3F1F6"/>
+            <w:vAlign w:val="center"/>
+          </w:tcPr>
+          <w:p>
+            <w:pPr>
+              <w:spacing w:before="0" w:after="0"/>
+              <w:jc w:val="center"/>
+            </w:pPr>
+            <w:r>
+              <w:rPr>
+                <w:b/>
+                <w:color w:val="33244C"/>
+                <w:sz w:val="19"/>
+              </w:rPr>
+              <w:t>내 용</w:t>
+            </w:r>
+          </w:p>
+        </w:tc>
+      </w:tr>
+      <w:tr>
+        <w:trPr>
+          <w:trHeight w:val="465" w:hRule="atLeast"/>
+          <w:cantSplit/>
+        </w:trPr>
+        <w:tc>
+          <w:tcPr>
+            <w:tcW w:type="dxa" w:w="2070"/>
+            <w:vAlign w:val="center"/>
+          </w:tcPr>
+          <w:p>
+            <w:pPr>
+              <w:spacing w:before="0" w:after="0"/>
+              <w:jc w:val="left"/>
+            </w:pPr>
+            <w:r>
+              <w:rPr>
+                <w:color w:val="A9B0B8"/>
+                <w:sz w:val="16"/>
+              </w:rPr>
+              <w:t>예) 2022.03 ~ 2024.02</w:t>
+            </w:r>
+          </w:p>
+        </w:tc>
+        <w:tc>
+          <w:tcPr>
+            <w:tcW w:type="dxa" w:w="4140"/>
+            <w:vAlign w:val="center"/>
+          </w:tcPr>
+          <w:p>
+            <w:pPr>
+              <w:spacing w:before="0" w:after="0"/>
+              <w:jc w:val="left"/>
+            </w:pPr>
+            <w:r>
+              <w:rPr>
+                <w:color w:val="A9B0B8"/>
+                <w:sz w:val="16"/>
+              </w:rPr>
+              <w:t>○○대학교 (졸업)</w:t>
+            </w:r>
+          </w:p>
+        </w:tc>
+        <w:tc>
+          <w:tcPr>
+            <w:tcW w:type="dxa" w:w="4140"/>
+            <w:vAlign w:val="center"/>
+          </w:tcPr>
+          <w:p>
+            <w:pPr>
+              <w:spacing w:before="0" w:after="0"/>
+              <w:jc w:val="left"/>
+            </w:pPr>
+            <w:r>
+              <w:rPr>
+                <w:color w:val="A9B0B8"/>
+                <w:sz w:val="16"/>
+              </w:rPr>
+              <w:t>배운 점 · 활동 내용</w:t>
+            </w:r>
+          </w:p>
+        </w:tc>
+      </w:tr>
+      <w:tr>
+        <w:trPr>
+          <w:trHeight w:val="465" w:hRule="atLeast"/>
+          <w:cantSplit/>
+        </w:trPr>
+        <w:tc>
+          <w:tcPr>
+            <w:tcW w:type="dxa" w:w="2070"/>
+            <w:vAlign w:val="center"/>
+          </w:tcPr>
+          <w:p/>
+        </w:tc>
+        <w:tc>
+          <w:tcPr>
+            <w:tcW w:type="dxa" w:w="4140"/>
+            <w:vAlign w:val="center"/>
+          </w:tcPr>
+          <w:p/>
+        </w:tc>
+        <w:tc>
+          <w:tcPr>
+            <w:tcW w:type="dxa" w:w="4140"/>
+            <w:vAlign w:val="center"/>
+          </w:tcPr>
+          <w:p/>
+        </w:tc>
+      </w:tr>
+      <w:tr>
+        <w:trPr>
+          <w:trHeight w:val="465" w:hRule="atLeast"/>
+          <w:cantSplit/>
+        </w:trPr>
+        <w:tc>
+          <w:tcPr>
+            <w:tcW w:type="dxa" w:w="2070"/>
+            <w:vAlign w:val="center"/>
+          </w:tcPr>
+          <w:p/>
+        </w:tc>
+        <w:tc>
+          <w:tcPr>
+            <w:tcW w:type="dxa" w:w="4140"/>
+            <w:vAlign w:val="center"/>
+          </w:tcPr>
+          <w:p/>
+        </w:tc>
+        <w:tc>
+          <w:tcPr>
+            <w:tcW w:type="dxa" w:w="4140"/>
             <w:vAlign w:val="center"/>
           </w:tcPr>
           <w:p/>
@@ -1158,203 +1391,6 @@
     </w:p>
     <w:p>
       <w:pPr>
-        <w:keepNext/>
-        <w:pBdr>
-          <w:left w:val="single" w:sz="36" w:space="6" w:color="59437F"/>
-        </w:pBdr>
-        <w:spacing w:before="240" w:after="80"/>
-        <w:ind w:left="140"/>
-        <w:jc w:val="left"/>
-      </w:pPr>
-      <w:r>
-        <w:rPr>
-          <w:rFonts w:ascii="바탕" w:hAnsi="바탕" w:eastAsia="바탕" w:cs="바탕"/>
-          <w:b/>
-          <w:color w:val="33244C"/>
-          <w:sz w:val="22"/>
-        </w:rPr>
-        <w:t>경력 · 학력 · 자격</w:t>
-      </w:r>
-    </w:p>
-    <w:tbl>
-      <w:tblPr>
-        <w:tblW w:w="10350" w:type="dxa"/>
-        <w:jc w:val="left"/>
-        <w:tblBorders>
-          <w:top w:val="single" w:sz="4" w:space="0" w:color="CAC3D5"/>
-          <w:left w:val="single" w:sz="4" w:space="0" w:color="CAC3D5"/>
-          <w:bottom w:val="single" w:sz="4" w:space="0" w:color="CAC3D5"/>
-          <w:right w:val="single" w:sz="4" w:space="0" w:color="CAC3D5"/>
-          <w:insideH w:val="single" w:sz="4" w:space="0" w:color="CAC3D5"/>
-          <w:insideV w:val="single" w:sz="4" w:space="0" w:color="CAC3D5"/>
-        </w:tblBorders>
-        <w:tblLayout w:type="fixed"/>
-        <w:tblCellMar>
-          <w:top w:w="40" w:type="dxa"/>
-          <w:left w:w="80" w:type="dxa"/>
-          <w:bottom w:w="40" w:type="dxa"/>
-          <w:right w:w="80" w:type="dxa"/>
-        </w:tblCellMar>
-        <w:tblLook w:firstColumn="1" w:firstRow="1" w:lastColumn="0" w:lastRow="0" w:noHBand="0" w:noVBand="1" w:val="04A0"/>
-      </w:tblPr>
-      <w:tblGrid>
-        <w:gridCol w:w="2070"/>
-        <w:gridCol w:w="4140"/>
-        <w:gridCol w:w="4140"/>
-      </w:tblGrid>
-      <w:tr>
-        <w:trPr>
-          <w:trHeight w:val="420" w:hRule="atLeast"/>
-          <w:cantSplit/>
-        </w:trPr>
-        <w:tc>
-          <w:tcPr>
-            <w:tcW w:type="dxa" w:w="2070"/>
-            <w:shd w:val="clear" w:color="auto" w:fill="F3F1F6"/>
-            <w:vAlign w:val="center"/>
-          </w:tcPr>
-          <w:p>
-            <w:pPr>
-              <w:spacing w:before="0" w:after="0"/>
-              <w:jc w:val="center"/>
-            </w:pPr>
-            <w:r>
-              <w:rPr>
-                <w:b/>
-                <w:color w:val="33244C"/>
-                <w:sz w:val="19"/>
-              </w:rPr>
-              <w:t>기 간</w:t>
-            </w:r>
-          </w:p>
-        </w:tc>
-        <w:tc>
-          <w:tcPr>
-            <w:tcW w:type="dxa" w:w="4140"/>
-            <w:shd w:val="clear" w:color="auto" w:fill="F3F1F6"/>
-            <w:vAlign w:val="center"/>
-          </w:tcPr>
-          <w:p>
-            <w:pPr>
-              <w:spacing w:before="0" w:after="0"/>
-              <w:jc w:val="center"/>
-            </w:pPr>
-            <w:r>
-              <w:rPr>
-                <w:b/>
-                <w:color w:val="33244C"/>
-                <w:sz w:val="19"/>
-              </w:rPr>
-              <w:t>학교 / 기관</w:t>
-            </w:r>
-          </w:p>
-        </w:tc>
-        <w:tc>
-          <w:tcPr>
-            <w:tcW w:type="dxa" w:w="4140"/>
-            <w:shd w:val="clear" w:color="auto" w:fill="F3F1F6"/>
-            <w:vAlign w:val="center"/>
-          </w:tcPr>
-          <w:p>
-            <w:pPr>
-              <w:spacing w:before="0" w:after="0"/>
-              <w:jc w:val="center"/>
-            </w:pPr>
-            <w:r>
-              <w:rPr>
-                <w:b/>
-                <w:color w:val="33244C"/>
-                <w:sz w:val="19"/>
-              </w:rPr>
-              <w:t>내 용</w:t>
-            </w:r>
-          </w:p>
-        </w:tc>
-      </w:tr>
-      <w:tr>
-        <w:trPr>
-          <w:trHeight w:val="465" w:hRule="atLeast"/>
-          <w:cantSplit/>
-        </w:trPr>
-        <w:tc>
-          <w:tcPr>
-            <w:tcW w:type="dxa" w:w="2070"/>
-            <w:vAlign w:val="center"/>
-          </w:tcPr>
-          <w:p/>
-        </w:tc>
-        <w:tc>
-          <w:tcPr>
-            <w:tcW w:type="dxa" w:w="4140"/>
-            <w:vAlign w:val="center"/>
-          </w:tcPr>
-          <w:p/>
-        </w:tc>
-        <w:tc>
-          <w:tcPr>
-            <w:tcW w:type="dxa" w:w="4140"/>
-            <w:vAlign w:val="center"/>
-          </w:tcPr>
-          <w:p/>
-        </w:tc>
-      </w:tr>
-      <w:tr>
-        <w:trPr>
-          <w:trHeight w:val="465" w:hRule="atLeast"/>
-          <w:cantSplit/>
-        </w:trPr>
-        <w:tc>
-          <w:tcPr>
-            <w:tcW w:type="dxa" w:w="2070"/>
-            <w:vAlign w:val="center"/>
-          </w:tcPr>
-          <w:p/>
-        </w:tc>
-        <w:tc>
-          <w:tcPr>
-            <w:tcW w:type="dxa" w:w="4140"/>
-            <w:vAlign w:val="center"/>
-          </w:tcPr>
-          <w:p/>
-        </w:tc>
-        <w:tc>
-          <w:tcPr>
-            <w:tcW w:type="dxa" w:w="4140"/>
-            <w:vAlign w:val="center"/>
-          </w:tcPr>
-          <w:p/>
-        </w:tc>
-      </w:tr>
-      <w:tr>
-        <w:trPr>
-          <w:trHeight w:val="465" w:hRule="atLeast"/>
-          <w:cantSplit/>
-        </w:trPr>
-        <w:tc>
-          <w:tcPr>
-            <w:tcW w:type="dxa" w:w="2070"/>
-            <w:vAlign w:val="center"/>
-          </w:tcPr>
-          <w:p/>
-        </w:tc>
-        <w:tc>
-          <w:tcPr>
-            <w:tcW w:type="dxa" w:w="4140"/>
-            <w:vAlign w:val="center"/>
-          </w:tcPr>
-          <w:p/>
-        </w:tc>
-        <w:tc>
-          <w:tcPr>
-            <w:tcW w:type="dxa" w:w="4140"/>
-            <w:vAlign w:val="center"/>
-          </w:tcPr>
-          <w:p/>
-        </w:tc>
-      </w:tr>
-    </w:tbl>
-    <w:p>
-      <w:pPr>
         <w:keepNext w:val="0"/>
         <w:spacing w:before="280" w:after="0"/>
         <w:jc w:val="center"/>

--- a/public/fun/forms/이력서_CRM·그로스마케터_1_정석형.docx
+++ b/public/fun/forms/이력서_CRM·그로스마케터_1_정석형.docx
@@ -82,10 +82,10 @@
         <w:tblLook w:firstColumn="1" w:firstRow="1" w:lastColumn="0" w:lastRow="0" w:noHBand="0" w:noVBand="1" w:val="04A0"/>
       </w:tblPr>
       <w:tblGrid>
-        <w:gridCol w:w="1200"/>
+        <w:gridCol w:w="1230"/>
         <w:gridCol w:w="3975"/>
-        <w:gridCol w:w="1200"/>
-        <w:gridCol w:w="3975"/>
+        <w:gridCol w:w="1230"/>
+        <w:gridCol w:w="3915"/>
       </w:tblGrid>
       <w:tr>
         <w:trPr>
@@ -94,7 +94,7 @@
         </w:trPr>
         <w:tc>
           <w:tcPr>
-            <w:tcW w:type="dxa" w:w="1200"/>
+            <w:tcW w:type="dxa" w:w="1230"/>
             <w:shd w:val="clear" w:color="auto" w:fill="F3F1F6"/>
             <w:vAlign w:val="center"/>
           </w:tcPr>
@@ -122,7 +122,7 @@
         </w:tc>
         <w:tc>
           <w:tcPr>
-            <w:tcW w:type="dxa" w:w="1200"/>
+            <w:tcW w:type="dxa" w:w="1230"/>
             <w:shd w:val="clear" w:color="auto" w:fill="F3F1F6"/>
             <w:vAlign w:val="center"/>
           </w:tcPr>
@@ -143,7 +143,7 @@
         </w:tc>
         <w:tc>
           <w:tcPr>
-            <w:tcW w:type="dxa" w:w="3975"/>
+            <w:tcW w:type="dxa" w:w="3915"/>
             <w:vAlign w:val="center"/>
           </w:tcPr>
           <w:p/>
@@ -156,7 +156,7 @@
         </w:trPr>
         <w:tc>
           <w:tcPr>
-            <w:tcW w:type="dxa" w:w="1200"/>
+            <w:tcW w:type="dxa" w:w="1230"/>
             <w:shd w:val="clear" w:color="auto" w:fill="F3F1F6"/>
             <w:vAlign w:val="center"/>
           </w:tcPr>
@@ -184,7 +184,7 @@
         </w:tc>
         <w:tc>
           <w:tcPr>
-            <w:tcW w:type="dxa" w:w="1200"/>
+            <w:tcW w:type="dxa" w:w="1230"/>
             <w:shd w:val="clear" w:color="auto" w:fill="F3F1F6"/>
             <w:vAlign w:val="center"/>
           </w:tcPr>
@@ -205,7 +205,7 @@
         </w:tc>
         <w:tc>
           <w:tcPr>
-            <w:tcW w:type="dxa" w:w="3975"/>
+            <w:tcW w:type="dxa" w:w="3915"/>
             <w:vAlign w:val="center"/>
           </w:tcPr>
           <w:p/>
@@ -218,7 +218,7 @@
         </w:trPr>
         <w:tc>
           <w:tcPr>
-            <w:tcW w:type="dxa" w:w="1200"/>
+            <w:tcW w:type="dxa" w:w="1230"/>
             <w:shd w:val="clear" w:color="auto" w:fill="F3F1F6"/>
             <w:vAlign w:val="center"/>
           </w:tcPr>
@@ -239,7 +239,7 @@
         </w:tc>
         <w:tc>
           <w:tcPr>
-            <w:tcW w:type="dxa" w:w="9150"/>
+            <w:tcW w:type="dxa" w:w="9120"/>
             <w:gridSpan w:val="3"/>
             <w:vAlign w:val="center"/>
           </w:tcPr>
@@ -845,7 +845,9 @@
                 <w:color w:val="33244C"/>
                 <w:sz w:val="19"/>
               </w:rPr>
-              <w:t>성과 (전환 · 리텐션)</w:t>
+              <w:t>성과 (전환 ·</w:t>
+              <w:br/>
+              <w:t>리텐션)</w:t>
             </w:r>
           </w:p>
         </w:tc>
@@ -1029,10 +1031,10 @@
         <w:tblLook w:firstColumn="1" w:firstRow="1" w:lastColumn="0" w:lastRow="0" w:noHBand="0" w:noVBand="1" w:val="04A0"/>
       </w:tblPr>
       <w:tblGrid>
-        <w:gridCol w:w="1380"/>
-        <w:gridCol w:w="3795"/>
-        <w:gridCol w:w="1380"/>
-        <w:gridCol w:w="3795"/>
+        <w:gridCol w:w="1545"/>
+        <w:gridCol w:w="3630"/>
+        <w:gridCol w:w="1545"/>
+        <w:gridCol w:w="3630"/>
       </w:tblGrid>
       <w:tr>
         <w:trPr>
@@ -1041,7 +1043,7 @@
         </w:trPr>
         <w:tc>
           <w:tcPr>
-            <w:tcW w:type="dxa" w:w="1380"/>
+            <w:tcW w:type="dxa" w:w="1545"/>
             <w:shd w:val="clear" w:color="auto" w:fill="F3F1F6"/>
             <w:vAlign w:val="center"/>
           </w:tcPr>
@@ -1062,14 +1064,14 @@
         </w:tc>
         <w:tc>
           <w:tcPr>
-            <w:tcW w:type="dxa" w:w="3795"/>
+            <w:tcW w:type="dxa" w:w="3630"/>
             <w:vAlign w:val="center"/>
           </w:tcPr>
           <w:p/>
         </w:tc>
         <w:tc>
           <w:tcPr>
-            <w:tcW w:type="dxa" w:w="1380"/>
+            <w:tcW w:type="dxa" w:w="1545"/>
             <w:shd w:val="clear" w:color="auto" w:fill="F3F1F6"/>
             <w:vAlign w:val="center"/>
           </w:tcPr>
@@ -1090,7 +1092,7 @@
         </w:tc>
         <w:tc>
           <w:tcPr>
-            <w:tcW w:type="dxa" w:w="3795"/>
+            <w:tcW w:type="dxa" w:w="3630"/>
             <w:vAlign w:val="center"/>
           </w:tcPr>
           <w:p/>
@@ -1103,7 +1105,7 @@
         </w:trPr>
         <w:tc>
           <w:tcPr>
-            <w:tcW w:type="dxa" w:w="1380"/>
+            <w:tcW w:type="dxa" w:w="1545"/>
             <w:shd w:val="clear" w:color="auto" w:fill="F3F1F6"/>
             <w:vAlign w:val="center"/>
           </w:tcPr>
@@ -1124,14 +1126,14 @@
         </w:tc>
         <w:tc>
           <w:tcPr>
-            <w:tcW w:type="dxa" w:w="3795"/>
+            <w:tcW w:type="dxa" w:w="3630"/>
             <w:vAlign w:val="center"/>
           </w:tcPr>
           <w:p/>
         </w:tc>
         <w:tc>
           <w:tcPr>
-            <w:tcW w:type="dxa" w:w="1380"/>
+            <w:tcW w:type="dxa" w:w="1545"/>
             <w:shd w:val="clear" w:color="auto" w:fill="F3F1F6"/>
             <w:vAlign w:val="center"/>
           </w:tcPr>
@@ -1152,7 +1154,7 @@
         </w:tc>
         <w:tc>
           <w:tcPr>
-            <w:tcW w:type="dxa" w:w="3795"/>
+            <w:tcW w:type="dxa" w:w="3630"/>
             <w:vAlign w:val="center"/>
           </w:tcPr>
           <w:p/>
@@ -1165,7 +1167,7 @@
         </w:trPr>
         <w:tc>
           <w:tcPr>
-            <w:tcW w:type="dxa" w:w="1380"/>
+            <w:tcW w:type="dxa" w:w="1545"/>
             <w:shd w:val="clear" w:color="auto" w:fill="F3F1F6"/>
             <w:vAlign w:val="center"/>
           </w:tcPr>
@@ -1180,13 +1182,15 @@
                 <w:color w:val="33244C"/>
                 <w:sz w:val="19"/>
               </w:rPr>
-              <w:t>방법 · 결과 (전후 수치)</w:t>
+              <w:t>방법 · 결과</w:t>
+              <w:br/>
+              <w:t>(전후 수치)</w:t>
             </w:r>
           </w:p>
         </w:tc>
         <w:tc>
           <w:tcPr>
-            <w:tcW w:type="dxa" w:w="8970"/>
+            <w:tcW w:type="dxa" w:w="8805"/>
             <w:gridSpan w:val="3"/>
           </w:tcPr>
           <w:p/>
@@ -1220,10 +1224,10 @@
         <w:tblLook w:firstColumn="1" w:firstRow="1" w:lastColumn="0" w:lastRow="0" w:noHBand="0" w:noVBand="1" w:val="04A0"/>
       </w:tblPr>
       <w:tblGrid>
-        <w:gridCol w:w="1380"/>
-        <w:gridCol w:w="3795"/>
-        <w:gridCol w:w="1380"/>
-        <w:gridCol w:w="3795"/>
+        <w:gridCol w:w="1545"/>
+        <w:gridCol w:w="3630"/>
+        <w:gridCol w:w="1545"/>
+        <w:gridCol w:w="3630"/>
       </w:tblGrid>
       <w:tr>
         <w:trPr>
@@ -1232,7 +1236,7 @@
         </w:trPr>
         <w:tc>
           <w:tcPr>
-            <w:tcW w:type="dxa" w:w="1380"/>
+            <w:tcW w:type="dxa" w:w="1545"/>
             <w:shd w:val="clear" w:color="auto" w:fill="F3F1F6"/>
             <w:vAlign w:val="center"/>
           </w:tcPr>
@@ -1253,14 +1257,14 @@
         </w:tc>
         <w:tc>
           <w:tcPr>
-            <w:tcW w:type="dxa" w:w="3795"/>
+            <w:tcW w:type="dxa" w:w="3630"/>
             <w:vAlign w:val="center"/>
           </w:tcPr>
           <w:p/>
         </w:tc>
         <w:tc>
           <w:tcPr>
-            <w:tcW w:type="dxa" w:w="1380"/>
+            <w:tcW w:type="dxa" w:w="1545"/>
             <w:shd w:val="clear" w:color="auto" w:fill="F3F1F6"/>
             <w:vAlign w:val="center"/>
           </w:tcPr>
@@ -1281,7 +1285,7 @@
         </w:tc>
         <w:tc>
           <w:tcPr>
-            <w:tcW w:type="dxa" w:w="3795"/>
+            <w:tcW w:type="dxa" w:w="3630"/>
             <w:vAlign w:val="center"/>
           </w:tcPr>
           <w:p/>
@@ -1294,7 +1298,7 @@
         </w:trPr>
         <w:tc>
           <w:tcPr>
-            <w:tcW w:type="dxa" w:w="1380"/>
+            <w:tcW w:type="dxa" w:w="1545"/>
             <w:shd w:val="clear" w:color="auto" w:fill="F3F1F6"/>
             <w:vAlign w:val="center"/>
           </w:tcPr>
@@ -1315,14 +1319,14 @@
         </w:tc>
         <w:tc>
           <w:tcPr>
-            <w:tcW w:type="dxa" w:w="3795"/>
+            <w:tcW w:type="dxa" w:w="3630"/>
             <w:vAlign w:val="center"/>
           </w:tcPr>
           <w:p/>
         </w:tc>
         <w:tc>
           <w:tcPr>
-            <w:tcW w:type="dxa" w:w="1380"/>
+            <w:tcW w:type="dxa" w:w="1545"/>
             <w:shd w:val="clear" w:color="auto" w:fill="F3F1F6"/>
             <w:vAlign w:val="center"/>
           </w:tcPr>
@@ -1343,7 +1347,7 @@
         </w:tc>
         <w:tc>
           <w:tcPr>
-            <w:tcW w:type="dxa" w:w="3795"/>
+            <w:tcW w:type="dxa" w:w="3630"/>
             <w:vAlign w:val="center"/>
           </w:tcPr>
           <w:p/>
@@ -1356,7 +1360,7 @@
         </w:trPr>
         <w:tc>
           <w:tcPr>
-            <w:tcW w:type="dxa" w:w="1380"/>
+            <w:tcW w:type="dxa" w:w="1545"/>
             <w:shd w:val="clear" w:color="auto" w:fill="F3F1F6"/>
             <w:vAlign w:val="center"/>
           </w:tcPr>
@@ -1371,13 +1375,15 @@
                 <w:color w:val="33244C"/>
                 <w:sz w:val="19"/>
               </w:rPr>
-              <w:t>방법 · 결과 (전후 수치)</w:t>
+              <w:t>방법 · 결과</w:t>
+              <w:br/>
+              <w:t>(전후 수치)</w:t>
             </w:r>
           </w:p>
         </w:tc>
         <w:tc>
           <w:tcPr>
-            <w:tcW w:type="dxa" w:w="8970"/>
+            <w:tcW w:type="dxa" w:w="8805"/>
             <w:gridSpan w:val="3"/>
           </w:tcPr>
           <w:p/>

--- a/public/fun/forms/이력서_CRM·그로스마케터_1_정석형.docx
+++ b/public/fun/forms/이력서_CRM·그로스마케터_1_정석형.docx
@@ -382,7 +382,7 @@
                 <w:color w:val="A9B0B8"/>
                 <w:sz w:val="16"/>
               </w:rPr>
-              <w:t>예) 2022.03 ~ 2024.02</w:t>
+              <w:t>예) ○○○○.○○ ~ ○○○○.○○</w:t>
             </w:r>
           </w:p>
         </w:tc>
@@ -401,7 +401,7 @@
                 <w:color w:val="A9B0B8"/>
                 <w:sz w:val="16"/>
               </w:rPr>
-              <w:t>○○대학교 (졸업)</w:t>
+              <w:t>학교명 입력 (졸업)</w:t>
             </w:r>
           </w:p>
         </w:tc>
@@ -1418,7 +1418,7 @@
         <w:rPr>
           <w:sz w:val="20"/>
         </w:rPr>
-        <w:t>20        년        월        일        작성자 :  ____________________  (서명)</w:t>
+        <w:t xml:space="preserve">          년        월        일        작성자 :  ____________________  (서명)</w:t>
       </w:r>
     </w:p>
     <w:p>
@@ -1684,7 +1684,7 @@
                 <w:color w:val="59437F"/>
                 <w:sz w:val="19"/>
               </w:rPr>
-              <w:t>2022~현재 · ○○ 앱 CRM · 푸시·이메일 자동화 12개 · 30일 리텐션 21% → 29%</w:t>
+              <w:t>기간 입력 · ○○ 앱 CRM · 푸시·이메일 자동화 12개 · 30일 리텐션 21% → 29%</w:t>
             </w:r>
           </w:p>
         </w:tc>
